--- a/textbook/docx/chapter_25_visualization_julia.docx
+++ b/textbook/docx/chapter_25_visualization_julia.docx
@@ -99,7 +99,7 @@
           <w:szCs w:val="24"/>
           <w:rFonts w:ascii="Arial" w:cs="Arial" w:eastAsia="Arial" w:hAnsi="Arial"/>
         </w:rPr>
-        <w:t xml:space="preserve">Publication-quality visualization is essential for communicating health economics research findings. This chapter covers the Julia visualization ecosystem and provides templates for every figure type used in health economics publications: regression coefficient plots, event study plots, RD plots, cost-effectiveness planes, CEACs, geographic maps, and formatted regression tables.</w:t>
+        <w:t xml:space="preserve">Publication-quality visualization is essential for communicating health economics research. A well-designed figure conveys complex relationships — treatment effect dynamics, cost-effectiveness uncertainty, geographic variation patterns — more effectively than any prose description. This chapter covers the Julia visualization ecosystem and provides templates for every figure type used in health economics publications.</w:t>
       </w:r>
     </w:p>
     <w:p>
@@ -128,7 +128,73 @@
           <w:szCs w:val="24"/>
           <w:rFonts w:ascii="Arial" w:cs="Arial" w:eastAsia="Arial" w:hAnsi="Arial"/>
         </w:rPr>
-        <w:t xml:space="preserve">Plots.jl provides a backend-agnostic recipe system — write code once, render with GR, Plotly, or PGFPlots. Makie.jl (CairoMakie for publication, WGLMakie for interactive) is the most powerful and customizable option. AlgebraOfGraphics.jl provides a grammar of graphics layer on top of Makie, analogous to R's ggplot2.</w:t>
+      </w:r>
+      <w:r>
+        <w:rPr>
+          <w:b/>
+          <w:bCs/>
+          <w:sz w:val="24"/>
+          <w:szCs w:val="24"/>
+          <w:rFonts w:ascii="Arial" w:cs="Arial" w:eastAsia="Arial" w:hAnsi="Arial"/>
+        </w:rPr>
+        <w:t xml:space="preserve">Makie.jl</w:t>
+      </w:r>
+      <w:r>
+        <w:rPr>
+          <w:sz w:val="24"/>
+          <w:szCs w:val="24"/>
+          <w:rFonts w:ascii="Arial" w:cs="Arial" w:eastAsia="Arial" w:hAnsi="Arial"/>
+        </w:rPr>
+        <w:t xml:space="preserve"> (with CairoMakie for publication-quality static output and WGLMakie for interactive visualization) is the most powerful and customizable option. It uses a scene-graph architecture that provides fine-grained control over every visual element. </w:t>
+      </w:r>
+      <w:r>
+        <w:rPr>
+          <w:b/>
+          <w:bCs/>
+          <w:sz w:val="24"/>
+          <w:szCs w:val="24"/>
+          <w:rFonts w:ascii="Arial" w:cs="Arial" w:eastAsia="Arial" w:hAnsi="Arial"/>
+        </w:rPr>
+        <w:t xml:space="preserve">AlgebraOfGraphics.jl</w:t>
+      </w:r>
+      <w:r>
+        <w:rPr>
+          <w:sz w:val="24"/>
+          <w:szCs w:val="24"/>
+          <w:rFonts w:ascii="Arial" w:cs="Arial" w:eastAsia="Arial" w:hAnsi="Arial"/>
+        </w:rPr>
+        <w:t xml:space="preserve"> layers a grammar of graphics on top of Makie, providing ggplot2-style syntax for common plot types. </w:t>
+      </w:r>
+      <w:r>
+        <w:rPr>
+          <w:b/>
+          <w:bCs/>
+          <w:sz w:val="24"/>
+          <w:szCs w:val="24"/>
+          <w:rFonts w:ascii="Arial" w:cs="Arial" w:eastAsia="Arial" w:hAnsi="Arial"/>
+        </w:rPr>
+        <w:t xml:space="preserve">Plots.jl</w:t>
+      </w:r>
+      <w:r>
+        <w:rPr>
+          <w:sz w:val="24"/>
+          <w:szCs w:val="24"/>
+          <w:rFonts w:ascii="Arial" w:cs="Arial" w:eastAsia="Arial" w:hAnsi="Arial"/>
+        </w:rPr>
+        <w:t xml:space="preserve"> provides a backend-agnostic recipe system for quick exploratory visualization.</w:t>
+      </w:r>
+    </w:p>
+    <w:p>
+      <w:pPr>
+        <w:spacing w:after="120"/>
+      </w:pPr>
+      <w:r>
+        <w:rPr>
+          <w:sz w:val="24"/>
+          <w:szCs w:val="24"/>
+          <w:rFonts w:ascii="Arial" w:cs="Arial" w:eastAsia="Arial" w:hAnsi="Arial"/>
+        </w:rPr>
+        <w:t xml:space="preserve">For health economics publications, CairoMakie is recommended: it produces vector graphics (PDF, SVG) suitable for journal submission, supports precise control over fonts, sizes, and colors, and handles multi-panel layouts through GridLayout.</w:t>
       </w:r>
     </w:p>
     <w:p>
@@ -144,20 +210,145 @@
           <w:szCs w:val="30"/>
           <w:rFonts w:ascii="Arial" w:cs="Arial" w:eastAsia="Arial" w:hAnsi="Arial"/>
         </w:rPr>
-        <w:t xml:space="preserve">Exploratory Data Analysis</w:t>
-      </w:r>
-    </w:p>
-    <w:p>
-      <w:pPr>
-        <w:spacing w:after="120"/>
-      </w:pPr>
-      <w:r>
-        <w:rPr>
-          <w:sz w:val="24"/>
-          <w:szCs w:val="24"/>
-          <w:rFonts w:ascii="Arial" w:cs="Arial" w:eastAsia="Arial" w:hAnsi="Arial"/>
-        </w:rPr>
-        <w:t xml:space="preserve">Histograms and kernel density plots for healthcare cost distributions (illustrating right skewness and the need for GLM/log transformation). Box plots for comparing utilization across insurance types. Scatter plots with fit lines for continuous relationships. Time series plots for spending trends.</w:t>
+        <w:t xml:space="preserve">Causal Inference Visualization</w:t>
+      </w:r>
+    </w:p>
+    <w:p>
+      <w:pPr>
+        <w:spacing w:after="120"/>
+      </w:pPr>
+      <w:r>
+        <w:rPr>
+          <w:sz w:val="24"/>
+          <w:szCs w:val="24"/>
+          <w:rFonts w:ascii="Arial" w:cs="Arial" w:eastAsia="Arial" w:hAnsi="Arial"/>
+        </w:rPr>
+      </w:r>
+      <w:r>
+        <w:rPr>
+          <w:b/>
+          <w:bCs/>
+          <w:sz w:val="24"/>
+          <w:szCs w:val="24"/>
+          <w:rFonts w:ascii="Arial" w:cs="Arial" w:eastAsia="Arial" w:hAnsi="Arial"/>
+        </w:rPr>
+        <w:t xml:space="preserve">Event study plots</w:t>
+      </w:r>
+      <w:r>
+        <w:rPr>
+          <w:sz w:val="24"/>
+          <w:szCs w:val="24"/>
+          <w:rFonts w:ascii="Arial" w:cs="Arial" w:eastAsia="Arial" w:hAnsi="Arial"/>
+        </w:rPr>
+        <w:t xml:space="preserve"> are the signature visualization of DiD analysis. Implementation: extract period-specific coefficient estimates and confidence intervals from the event study regression, plot as points with error bars, add a vertical line at the treatment date and a horizontal line at zero.</w:t>
+      </w:r>
+    </w:p>
+    <w:p>
+      <w:pPr>
+        <w:spacing w:after="120"/>
+      </w:pPr>
+      <w:r>
+        <w:rPr>
+          <w:sz w:val="24"/>
+          <w:szCs w:val="24"/>
+          <w:rFonts w:ascii="Arial" w:cs="Arial" w:eastAsia="Arial" w:hAnsi="Arial"/>
+        </w:rPr>
+        <w:t xml:space="preserve">fig = Figure(size=(700, 400))</w:t>
+      </w:r>
+    </w:p>
+    <w:p>
+      <w:pPr>
+        <w:spacing w:after="120"/>
+      </w:pPr>
+      <w:r>
+        <w:rPr>
+          <w:sz w:val="24"/>
+          <w:szCs w:val="24"/>
+          <w:rFonts w:ascii="Arial" w:cs="Arial" w:eastAsia="Arial" w:hAnsi="Arial"/>
+        </w:rPr>
+        <w:t xml:space="preserve">ax = Axis(fig[1,1], xlabel="Years relative to treatment", ylabel="Treatment effect")</w:t>
+      </w:r>
+    </w:p>
+    <w:p>
+      <w:pPr>
+        <w:spacing w:after="120"/>
+      </w:pPr>
+      <w:r>
+        <w:rPr>
+          <w:sz w:val="24"/>
+          <w:szCs w:val="24"/>
+          <w:rFonts w:ascii="Arial" w:cs="Arial" w:eastAsia="Arial" w:hAnsi="Arial"/>
+        </w:rPr>
+        <w:t xml:space="preserve">scatter!(ax, periods, coefficients, color=:navy)</w:t>
+      </w:r>
+    </w:p>
+    <w:p>
+      <w:pPr>
+        <w:spacing w:after="120"/>
+      </w:pPr>
+      <w:r>
+        <w:rPr>
+          <w:sz w:val="24"/>
+          <w:szCs w:val="24"/>
+          <w:rFonts w:ascii="Arial" w:cs="Arial" w:eastAsia="Arial" w:hAnsi="Arial"/>
+        </w:rPr>
+        <w:t xml:space="preserve">rangebars!(ax, periods, ci_lower, ci_upper, color=:navy)</w:t>
+      </w:r>
+    </w:p>
+    <w:p>
+      <w:pPr>
+        <w:spacing w:after="120"/>
+      </w:pPr>
+      <w:r>
+        <w:rPr>
+          <w:sz w:val="24"/>
+          <w:szCs w:val="24"/>
+          <w:rFonts w:ascii="Arial" w:cs="Arial" w:eastAsia="Arial" w:hAnsi="Arial"/>
+        </w:rPr>
+        <w:t xml:space="preserve">vlines!(ax, [-0.5], color=:red, linestyle=:dash)</w:t>
+      </w:r>
+    </w:p>
+    <w:p>
+      <w:pPr>
+        <w:spacing w:after="120"/>
+      </w:pPr>
+      <w:r>
+        <w:rPr>
+          <w:sz w:val="24"/>
+          <w:szCs w:val="24"/>
+          <w:rFonts w:ascii="Arial" w:cs="Arial" w:eastAsia="Arial" w:hAnsi="Arial"/>
+        </w:rPr>
+        <w:t xml:space="preserve">hlines!(ax, [0], color=:gray, linestyle=:dot)</w:t>
+      </w:r>
+    </w:p>
+    <w:p>
+      <w:pPr>
+        <w:spacing w:after="120"/>
+      </w:pPr>
+      <w:r>
+        <w:rPr>
+          <w:sz w:val="24"/>
+          <w:szCs w:val="24"/>
+          <w:rFonts w:ascii="Arial" w:cs="Arial" w:eastAsia="Arial" w:hAnsi="Arial"/>
+        </w:rPr>
+      </w:r>
+      <w:r>
+        <w:rPr>
+          <w:b/>
+          <w:bCs/>
+          <w:sz w:val="24"/>
+          <w:szCs w:val="24"/>
+          <w:rFonts w:ascii="Arial" w:cs="Arial" w:eastAsia="Arial" w:hAnsi="Arial"/>
+        </w:rPr>
+        <w:t xml:space="preserve">RD plots</w:t>
+      </w:r>
+      <w:r>
+        <w:rPr>
+          <w:sz w:val="24"/>
+          <w:szCs w:val="24"/>
+          <w:rFonts w:ascii="Arial" w:cs="Arial" w:eastAsia="Arial" w:hAnsi="Arial"/>
+        </w:rPr>
+        <w:t xml:space="preserve"> show binned scatter plots with local polynomial fits on each side of the cutoff, visualizing the discontinuity.</w:t>
       </w:r>
     </w:p>
     <w:p>
@@ -173,20 +364,73 @@
           <w:szCs w:val="30"/>
           <w:rFonts w:ascii="Arial" w:cs="Arial" w:eastAsia="Arial" w:hAnsi="Arial"/>
         </w:rPr>
-        <w:t xml:space="preserve">Regression Result Visualization</w:t>
-      </w:r>
-    </w:p>
-    <w:p>
-      <w:pPr>
-        <w:spacing w:after="120"/>
-      </w:pPr>
-      <w:r>
-        <w:rPr>
-          <w:sz w:val="24"/>
-          <w:szCs w:val="24"/>
-          <w:rFonts w:ascii="Arial" w:cs="Arial" w:eastAsia="Arial" w:hAnsi="Arial"/>
-        </w:rPr>
-        <w:t xml:space="preserve">Coefficient plots with confidence intervals — the standard format for presenting regression results in health economics journals. Implementation: extract coefficients and CIs from the regression output, sort by magnitude or logical grouping, and plot with horizontal error bars. Marginal effects plots showing how predicted probabilities or conditional means change across covariate values.</w:t>
+        <w:t xml:space="preserve">Cost-Effectiveness Visualization</w:t>
+      </w:r>
+    </w:p>
+    <w:p>
+      <w:pPr>
+        <w:spacing w:after="120"/>
+      </w:pPr>
+      <w:r>
+        <w:rPr>
+          <w:sz w:val="24"/>
+          <w:szCs w:val="24"/>
+          <w:rFonts w:ascii="Arial" w:cs="Arial" w:eastAsia="Arial" w:hAnsi="Arial"/>
+        </w:rPr>
+      </w:r>
+      <w:r>
+        <w:rPr>
+          <w:b/>
+          <w:bCs/>
+          <w:sz w:val="24"/>
+          <w:szCs w:val="24"/>
+          <w:rFonts w:ascii="Arial" w:cs="Arial" w:eastAsia="Arial" w:hAnsi="Arial"/>
+        </w:rPr>
+        <w:t xml:space="preserve">CE plane</w:t>
+      </w:r>
+      <w:r>
+        <w:rPr>
+          <w:sz w:val="24"/>
+          <w:szCs w:val="24"/>
+          <w:rFonts w:ascii="Arial" w:cs="Arial" w:eastAsia="Arial" w:hAnsi="Arial"/>
+        </w:rPr>
+        <w:t xml:space="preserve">: scatter plot of (ΔE, ΔC) pairs from PSA, with quadrant labels and a WTP threshold line. </w:t>
+      </w:r>
+      <w:r>
+        <w:rPr>
+          <w:b/>
+          <w:bCs/>
+          <w:sz w:val="24"/>
+          <w:szCs w:val="24"/>
+          <w:rFonts w:ascii="Arial" w:cs="Arial" w:eastAsia="Arial" w:hAnsi="Arial"/>
+        </w:rPr>
+        <w:t xml:space="preserve">CEAC</w:t>
+      </w:r>
+      <w:r>
+        <w:rPr>
+          <w:sz w:val="24"/>
+          <w:szCs w:val="24"/>
+          <w:rFonts w:ascii="Arial" w:cs="Arial" w:eastAsia="Arial" w:hAnsi="Arial"/>
+        </w:rPr>
+        <w:t xml:space="preserve">: probability of cost-effectiveness as a function of λ, plotted as a smooth curve from 0 to 1. </w:t>
+      </w:r>
+      <w:r>
+        <w:rPr>
+          <w:b/>
+          <w:bCs/>
+          <w:sz w:val="24"/>
+          <w:szCs w:val="24"/>
+          <w:rFonts w:ascii="Arial" w:cs="Arial" w:eastAsia="Arial" w:hAnsi="Arial"/>
+        </w:rPr>
+        <w:t xml:space="preserve">Tornado diagram</w:t>
+      </w:r>
+      <w:r>
+        <w:rPr>
+          <w:sz w:val="24"/>
+          <w:szCs w:val="24"/>
+          <w:rFonts w:ascii="Arial" w:cs="Arial" w:eastAsia="Arial" w:hAnsi="Arial"/>
+        </w:rPr>
+        <w:t xml:space="preserve">: horizontal bar chart of one-way sensitivity analysis results, sorted by influence on the ICER.</w:t>
       </w:r>
     </w:p>
     <w:p>
@@ -202,20 +446,20 @@
           <w:szCs w:val="30"/>
           <w:rFonts w:ascii="Arial" w:cs="Arial" w:eastAsia="Arial" w:hAnsi="Arial"/>
         </w:rPr>
-        <w:t xml:space="preserve">Causal Inference Visualization</w:t>
-      </w:r>
-    </w:p>
-    <w:p>
-      <w:pPr>
-        <w:spacing w:after="120"/>
-      </w:pPr>
-      <w:r>
-        <w:rPr>
-          <w:sz w:val="24"/>
-          <w:szCs w:val="24"/>
-          <w:rFonts w:ascii="Arial" w:cs="Arial" w:eastAsia="Arial" w:hAnsi="Arial"/>
-        </w:rPr>
-        <w:t xml:space="preserve">Event study plots: pre-treatment and post-treatment period-specific coefficients with 95% confidence intervals, reference period at t=-1. The visual test for parallel trends (pre-treatment coefficients near zero) and the dynamic treatment effect trajectory. RD plots: binned scatter plots with local linear fits on each side of the cutoff, showing the discontinuity.</w:t>
+        <w:t xml:space="preserve">Geographic Visualization</w:t>
+      </w:r>
+    </w:p>
+    <w:p>
+      <w:pPr>
+        <w:spacing w:after="120"/>
+      </w:pPr>
+      <w:r>
+        <w:rPr>
+          <w:sz w:val="24"/>
+          <w:szCs w:val="24"/>
+          <w:rFonts w:ascii="Arial" w:cs="Arial" w:eastAsia="Arial" w:hAnsi="Arial"/>
+        </w:rPr>
+        <w:t xml:space="preserve">Choropleth maps of healthcare spending, utilization, or outcomes by county using GeoMakie.jl with US county shapefiles from Shapefile.jl. Color palettes from ColorSchemes.jl — use sequential palettes (Blues, Viridis) for continuous variables and diverging palettes (RdBu) for deviation from a reference value. The Okabe-Ito and Wong palettes provide colorblind-accessible options.</w:t>
       </w:r>
     </w:p>
     <w:p>
@@ -231,20 +475,33 @@
           <w:szCs w:val="30"/>
           <w:rFonts w:ascii="Arial" w:cs="Arial" w:eastAsia="Arial" w:hAnsi="Arial"/>
         </w:rPr>
-        <w:t xml:space="preserve">Cost-Effectiveness Visualization</w:t>
-      </w:r>
-    </w:p>
-    <w:p>
-      <w:pPr>
-        <w:spacing w:after="120"/>
-      </w:pPr>
-      <w:r>
-        <w:rPr>
-          <w:sz w:val="24"/>
-          <w:szCs w:val="24"/>
-          <w:rFonts w:ascii="Arial" w:cs="Arial" w:eastAsia="Arial" w:hAnsi="Arial"/>
-        </w:rPr>
-        <w:t xml:space="preserve">The CE plane: scatter plot of (ΔE, ΔC) pairs from PSA with quadrant labels and WTP threshold line. CEACs: probability of cost-effectiveness as a function of λ. Tornado diagrams for one-way sensitivity analysis. Net benefit plots.</w:t>
+        <w:t xml:space="preserve">Publication Formatting</w:t>
+      </w:r>
+    </w:p>
+    <w:p>
+      <w:pPr>
+        <w:spacing w:after="120"/>
+      </w:pPr>
+      <w:r>
+        <w:rPr>
+          <w:sz w:val="24"/>
+          <w:szCs w:val="24"/>
+          <w:rFonts w:ascii="Arial" w:cs="Arial" w:eastAsia="Arial" w:hAnsi="Arial"/>
+        </w:rPr>
+        <w:t xml:space="preserve">Figure sizing for journal submission: single-column figures at 3.5 inches wide, double-column at 7 inches. Font sizes: axis labels ≥ 8pt, tick labels ≥ 6pt, legend text ≥ 7pt. Line weights: data lines at 1.5pt, reference lines at 0.5pt. Multi-panel figures using GridLayout with shared axes and panel labels (A, B, C, D).</w:t>
+      </w:r>
+    </w:p>
+    <w:p>
+      <w:pPr>
+        <w:spacing w:after="120"/>
+      </w:pPr>
+      <w:r>
+        <w:rPr>
+          <w:sz w:val="24"/>
+          <w:szCs w:val="24"/>
+          <w:rFonts w:ascii="Arial" w:cs="Arial" w:eastAsia="Arial" w:hAnsi="Arial"/>
+        </w:rPr>
+        <w:t xml:space="preserve">Saving in multiple formats: save("figure1.pdf", fig) for vector graphics (journal submission), save("figure1.png", fig, px_per_unit=4) for presentations. PrettyTables.jl formats regression tables for LaTeX, HTML, or plain text with customizable column headers, significance stars, and standard error formatting.</w:t>
       </w:r>
     </w:p>
     <w:p>
@@ -260,78 +517,20 @@
           <w:szCs w:val="30"/>
           <w:rFonts w:ascii="Arial" w:cs="Arial" w:eastAsia="Arial" w:hAnsi="Arial"/>
         </w:rPr>
-        <w:t xml:space="preserve">Geographic Visualization</w:t>
-      </w:r>
-    </w:p>
-    <w:p>
-      <w:pPr>
-        <w:spacing w:after="120"/>
-      </w:pPr>
-      <w:r>
-        <w:rPr>
-          <w:sz w:val="24"/>
-          <w:szCs w:val="24"/>
-          <w:rFonts w:ascii="Arial" w:cs="Arial" w:eastAsia="Arial" w:hAnsi="Arial"/>
-        </w:rPr>
-        <w:t xml:space="preserve">Choropleth maps of healthcare spending, utilization, or outcomes by county or HRR using GeoMakie.jl with US county shapefiles (Shapefile.jl). Color palettes from ColorSchemes.jl with colorblind-accessible options (Wong palette, Okabe-Ito).</w:t>
-      </w:r>
-    </w:p>
-    <w:p>
-      <w:pPr>
-        <w:pStyle w:val="Heading2"/>
-        <w:spacing w:before="300" w:after="150"/>
-      </w:pPr>
-      <w:r>
-        <w:rPr>
-          <w:b/>
-          <w:bCs/>
-          <w:sz w:val="30"/>
-          <w:szCs w:val="30"/>
-          <w:rFonts w:ascii="Arial" w:cs="Arial" w:eastAsia="Arial" w:hAnsi="Arial"/>
-        </w:rPr>
-        <w:t xml:space="preserve">Publication Formatting</w:t>
-      </w:r>
-    </w:p>
-    <w:p>
-      <w:pPr>
-        <w:spacing w:after="120"/>
-      </w:pPr>
-      <w:r>
-        <w:rPr>
-          <w:sz w:val="24"/>
-          <w:szCs w:val="24"/>
-          <w:rFonts w:ascii="Arial" w:cs="Arial" w:eastAsia="Arial" w:hAnsi="Arial"/>
-        </w:rPr>
-        <w:t xml:space="preserve">Figure sizing for journal submission (single column: 3.5 inches, double column: 7 inches). Font sizes (axis labels ≥ 8pt, tick labels ≥ 6pt). Line weights. Multi-panel figures with shared axes using Makie's GridLayout. Saving in multiple formats: save("figure.pdf", fig) for vector graphics, save("figure.png", fig, px_per_unit=3) for raster.</w:t>
-      </w:r>
-    </w:p>
-    <w:p>
-      <w:pPr>
-        <w:pStyle w:val="Heading2"/>
-        <w:spacing w:before="300" w:after="150"/>
-      </w:pPr>
-      <w:r>
-        <w:rPr>
-          <w:b/>
-          <w:bCs/>
-          <w:sz w:val="30"/>
-          <w:szCs w:val="30"/>
-          <w:rFonts w:ascii="Arial" w:cs="Arial" w:eastAsia="Arial" w:hAnsi="Arial"/>
-        </w:rPr>
-        <w:t xml:space="preserve">Tables</w:t>
-      </w:r>
-    </w:p>
-    <w:p>
-      <w:pPr>
-        <w:spacing w:after="120"/>
-      </w:pPr>
-      <w:r>
-        <w:rPr>
-          <w:sz w:val="24"/>
-          <w:szCs w:val="24"/>
-          <w:rFonts w:ascii="Arial" w:cs="Arial" w:eastAsia="Arial" w:hAnsi="Arial"/>
-        </w:rPr>
-        <w:t xml:space="preserve">PrettyTables.jl for formatted regression tables, summary statistics (Table 1 format), and model comparison tables. Output to LaTeX, HTML, and plain text. Custom formatting for p-values, confidence intervals, and significance stars.</w:t>
+        <w:t xml:space="preserve">Conclusion</w:t>
+      </w:r>
+    </w:p>
+    <w:p>
+      <w:pPr>
+        <w:spacing w:after="120"/>
+      </w:pPr>
+      <w:r>
+        <w:rPr>
+          <w:sz w:val="24"/>
+          <w:szCs w:val="24"/>
+          <w:rFonts w:ascii="Arial" w:cs="Arial" w:eastAsia="Arial" w:hAnsi="Arial"/>
+        </w:rPr>
+        <w:t xml:space="preserve">Julia's Makie.jl ecosystem provides publication-quality visualization with the flexibility and precision needed for health economics research figures. The templates provided in this chapter — event study plots, RD plots, CE planes, CEACs, geographic maps, regression tables — cover the complete visual communication needs of an empirical health economics manuscript.</w:t>
       </w:r>
     </w:p>
     <w:p>
